--- a/docs/development_report_usenix_kr.docx
+++ b/docs/development_report_usenix_kr.docx
@@ -158,7 +158,7 @@
       <w:r>
         <w:drawing>
           <wp:inline xmlns:a="http://schemas.openxmlformats.org/drawingml/2006/main" xmlns:pic="http://schemas.openxmlformats.org/drawingml/2006/picture">
-            <wp:extent cx="5852160" cy="4213555"/>
+            <wp:extent cx="5852160" cy="3885834"/>
             <wp:docPr id="1" name="Picture 1"/>
             <wp:cNvGraphicFramePr>
               <a:graphicFrameLocks noChangeAspect="1"/>
@@ -179,7 +179,7 @@
                   <pic:spPr>
                     <a:xfrm>
                       <a:off x="0" y="0"/>
-                      <a:ext cx="5852160" cy="4213555"/>
+                      <a:ext cx="5852160" cy="3885834"/>
                     </a:xfrm>
                     <a:prstGeom prst="rect"/>
                   </pic:spPr>
@@ -227,7 +227,7 @@
       <w:r>
         <w:drawing>
           <wp:inline xmlns:a="http://schemas.openxmlformats.org/drawingml/2006/main" xmlns:pic="http://schemas.openxmlformats.org/drawingml/2006/picture">
-            <wp:extent cx="5852160" cy="3080084"/>
+            <wp:extent cx="5852160" cy="3182754"/>
             <wp:docPr id="2" name="Picture 2"/>
             <wp:cNvGraphicFramePr>
               <a:graphicFrameLocks noChangeAspect="1"/>
@@ -248,7 +248,7 @@
                   <pic:spPr>
                     <a:xfrm>
                       <a:off x="0" y="0"/>
-                      <a:ext cx="5852160" cy="3080084"/>
+                      <a:ext cx="5852160" cy="3182754"/>
                     </a:xfrm>
                     <a:prstGeom prst="rect"/>
                   </pic:spPr>

--- a/docs/development_report_usenix_kr.docx
+++ b/docs/development_report_usenix_kr.docx
@@ -151,7 +151,7 @@
         <w:rPr>
           <w:rFonts w:eastAsia="Malgun Gothic"/>
         </w:rPr>
-        <w:t>시스템은 3계층 레이어드 아키텍처를 따른다. 표현 계층은 비특권 nginx가 서빙하는 React 19 SPA, 업무 계층은 Controller·Service·Repository로 분리된 단일 FastAPI이며 예측·최적화 Core는 순수 코드로 격리된다. 데이터 계층은 프로덕션 PostgreSQL(Cloud SQL), 데모 내장 SQLite이다.</w:t>
+        <w:t>아키텍처는 3개 논리 계층으로 구성되며, 런타임 플랫폼과 CI/CD는 4번째 계층이 아니라 별도의 교차 관심사(cross-cutting) 계층으로 모델링한다. 표현(Presentation) 계층은 비특권 nginx가 서빙하는 React 19 SPA, 업무(Business) 계층은 Controller·Service·Repository로 분리된 단일 FastAPI이며 예측·최적화 Core는 순수 코드로 격리된다. 데이터(Data) 계층은 프로덕션 PostgreSQL(Cloud SQL), 데모 내장 SQLite이다. 의존성은 아래로만 흐르고 순수 Core는 DB 없이 단위 테스트된다.</w:t>
       </w:r>
     </w:p>
     <w:p>
@@ -198,7 +198,7 @@
         <w:rPr>
           <w:rFonts w:eastAsia="Malgun Gothic"/>
         </w:rPr>
-        <w:t>그림 1. 공식 오픈소스 브랜드 로고로 구성한 시스템 아키텍처.</w:t>
+        <w:t>그림 1. 3개 논리 계층, 런타임 플랫폼·CI/CD는 별도 교차 계층 (공식 OSS 브랜드 로고).</w:t>
       </w:r>
     </w:p>
     <w:p>

--- a/docs/development_report_usenix_kr.docx
+++ b/docs/development_report_usenix_kr.docx
@@ -158,7 +158,7 @@
       <w:r>
         <w:drawing>
           <wp:inline xmlns:a="http://schemas.openxmlformats.org/drawingml/2006/main" xmlns:pic="http://schemas.openxmlformats.org/drawingml/2006/picture">
-            <wp:extent cx="5852160" cy="3885834"/>
+            <wp:extent cx="5852160" cy="3291840"/>
             <wp:docPr id="1" name="Picture 1"/>
             <wp:cNvGraphicFramePr>
               <a:graphicFrameLocks noChangeAspect="1"/>
@@ -179,7 +179,7 @@
                   <pic:spPr>
                     <a:xfrm>
                       <a:off x="0" y="0"/>
-                      <a:ext cx="5852160" cy="3885834"/>
+                      <a:ext cx="5852160" cy="3291840"/>
                     </a:xfrm>
                     <a:prstGeom prst="rect"/>
                   </pic:spPr>
@@ -285,7 +285,7 @@
       <w:r>
         <w:drawing>
           <wp:inline xmlns:a="http://schemas.openxmlformats.org/drawingml/2006/main" xmlns:pic="http://schemas.openxmlformats.org/drawingml/2006/picture">
-            <wp:extent cx="6035040" cy="2215991"/>
+            <wp:extent cx="6035040" cy="3394710"/>
             <wp:docPr id="3" name="Picture 3"/>
             <wp:cNvGraphicFramePr>
               <a:graphicFrameLocks noChangeAspect="1"/>
@@ -306,7 +306,7 @@
                   <pic:spPr>
                     <a:xfrm>
                       <a:off x="0" y="0"/>
-                      <a:ext cx="6035040" cy="2215991"/>
+                      <a:ext cx="6035040" cy="3394710"/>
                     </a:xfrm>
                     <a:prstGeom prst="rect"/>
                   </pic:spPr>
@@ -336,7 +336,76 @@
         <w:rPr>
           <w:rFonts w:eastAsia="Malgun Gothic"/>
         </w:rPr>
-        <w:t>3.1. 계절-추세 분해와 AR 잔차 보정</w:t>
+        <w:t>3.1. 전 과정 연산 (코드가 계산하는 수식)</w:t>
+      </w:r>
+    </w:p>
+    <w:p>
+      <w:pPr>
+        <w:pStyle w:val="Body"/>
+      </w:pPr>
+      <w:r>
+        <w:rPr>
+          <w:rFonts w:eastAsia="Malgun Gothic"/>
+        </w:rPr>
+        <w:t>전 과정은 순서가 있는 파이프라인이다(그림 4). (1) 추세: OLS 직선 T_t = b·t + a를 원시 표본이 아니라 주기별 블록 평균(블록 중심 위치)에 적합한다. 한 주기를 평균하면 계절 성분이 상쇄되어 기울기에 누설되지 않는다. (2) 계절: 탈추세 계열 d_t = y_t − T_t를 위상 j = t mod m별로 평균하고, 지수 S_j의 합이 0이 되도록 재중심화한다. (3) 잔차 + AR(1): r_t = d_t − S_(t mod m), ρ는 잔차의 시차-1 자기상관으로 [0, 0.95]에 클램프한다. (4) 점예측(지평 h): ŷ = T_(n-1+h) + S_((n-1+h) mod m) + ρ^h·r_(n-1). (5) 구간: 확장창 1-스텝 백테스트로 RMSE를 구해 95% 구간 ŷ ± 1.96·RMSE를 만든다. 이어 옵티마이저는 예측 피크를 입력으로 받는다. (6) 강건 피크는 근접순위 p95, (7) 자원단위 부하 L = (p95/100)·u_cur·γ, (8) u ∈ {1..u_cur}에서 min u s.t. L ≤ τ·u를 풀고, (9) 정확 해 u* = min(u_cur, ceil(L/τ))이며 메모리는 256MB 블록으로 동일하게 계산해 비용 절감과 GCP 머신 타입 스냅을 산출한다. 그림 4의 모든 항은 core.forecaster·core.optimizer가 실제로 계산하는 식이다.</w:t>
+      </w:r>
+    </w:p>
+    <w:p>
+      <w:r>
+        <w:drawing>
+          <wp:inline xmlns:a="http://schemas.openxmlformats.org/drawingml/2006/main" xmlns:pic="http://schemas.openxmlformats.org/drawingml/2006/picture">
+            <wp:extent cx="6035040" cy="3375531"/>
+            <wp:docPr id="4" name="Picture 4"/>
+            <wp:cNvGraphicFramePr>
+              <a:graphicFrameLocks noChangeAspect="1"/>
+            </wp:cNvGraphicFramePr>
+            <a:graphic>
+              <a:graphicData uri="http://schemas.openxmlformats.org/drawingml/2006/picture">
+                <pic:pic>
+                  <pic:nvPicPr>
+                    <pic:cNvPr id="0" name="method_math_kr.png"/>
+                    <pic:cNvPicPr/>
+                  </pic:nvPicPr>
+                  <pic:blipFill>
+                    <a:blip r:embed="rId9"/>
+                    <a:stretch>
+                      <a:fillRect/>
+                    </a:stretch>
+                  </pic:blipFill>
+                  <pic:spPr>
+                    <a:xfrm>
+                      <a:off x="0" y="0"/>
+                      <a:ext cx="6035040" cy="3375531"/>
+                    </a:xfrm>
+                    <a:prstGeom prst="rect"/>
+                  </pic:spPr>
+                </pic:pic>
+              </a:graphicData>
+            </a:graphic>
+          </wp:inline>
+        </w:drawing>
+      </w:r>
+    </w:p>
+    <w:p>
+      <w:pPr>
+        <w:pStyle w:val="Body"/>
+      </w:pPr>
+      <w:r>
+        <w:rPr>
+          <w:rFonts w:eastAsia="Malgun Gothic"/>
+        </w:rPr>
+        <w:t>그림 4. 정확한 수식이 포함된 전 과정 연산 파이프라인 (STL + AR(1) 예측 → 95% 구간; p95 피크 → 정수계획 → 머신 타입).</w:t>
+      </w:r>
+    </w:p>
+    <w:p>
+      <w:pPr>
+        <w:pStyle w:val="Header2"/>
+      </w:pPr>
+      <w:r>
+        <w:rPr>
+          <w:rFonts w:eastAsia="Malgun Gothic"/>
+        </w:rPr>
+        <w:t>3.2. 계절-추세 분해와 AR 잔차 보정</w:t>
       </w:r>
     </w:p>
     <w:p>
@@ -358,18 +427,18 @@
         <w:rPr>
           <w:rFonts w:eastAsia="Malgun Gothic"/>
         </w:rPr>
-        <w:t>3.2. 점예측과 95% 예측구간</w:t>
-      </w:r>
-    </w:p>
-    <w:p>
-      <w:pPr>
-        <w:pStyle w:val="Body"/>
-      </w:pPr>
-      <w:r>
-        <w:rPr>
-          <w:rFonts w:eastAsia="Malgun Gothic"/>
-        </w:rPr>
-        <w:t>각 예측은 (i) 점예측치와 (ii) 95% 예측구간(실제 미래값이 95% 확률로 들 범위)으로 구성된다. 구간은 표본 외 1-스텝 백테스트 오차(RMSE)로 산정한다: [예측치 − 1.96·RMSE, 예측치 + 1.96·RMSE]. 짧은 시계열에서 불확실성을 과소평가하지 않기 위함이다. 측정된 커버리지(PICP)는 0.93–0.98로 공칭 0.95와 거의 일치해 잘 보정된다(그림 7). 블랙박스와 달리 '예측 X% ± 범위'를 그대로 노출해 위험을 가늠하게 한다(화이트박스). 엔진은 Python 표준 라이브러리만 사용한다.</w:t>
+        <w:t>3.3. 점예측과 95% 예측구간</w:t>
+      </w:r>
+    </w:p>
+    <w:p>
+      <w:pPr>
+        <w:pStyle w:val="Body"/>
+      </w:pPr>
+      <w:r>
+        <w:rPr>
+          <w:rFonts w:eastAsia="Malgun Gothic"/>
+        </w:rPr>
+        <w:t>각 예측은 (i) 점예측치와 (ii) 95% 예측구간(실제 미래값이 95% 확률로 들 범위)으로 구성된다. 구간은 표본 외 1-스텝 백테스트 오차(RMSE)로 산정한다: [예측치 − 1.96·RMSE, 예측치 + 1.96·RMSE]. 짧은 시계열에서 불확실성을 과소평가하지 않기 위함이다. 측정된 커버리지(PICP)는 0.93–0.98로 공칭 0.95와 거의 일치해 잘 보정된다(그림 8). 블랙박스와 달리 '예측 X% ± 범위'를 그대로 노출해 위험을 가늠하게 한다(화이트박스). 엔진은 Python 표준 라이브러리만 사용한다.</w:t>
       </w:r>
     </w:p>
     <w:p>
@@ -468,18 +537,18 @@
         <w:rPr>
           <w:rFonts w:eastAsia="Malgun Gothic"/>
         </w:rPr>
-        <w:t>라이브 대시보드: https://metriclens-frontend-f2ei3uwvfq-uc.a.run.app</w:t>
-      </w:r>
-    </w:p>
-    <w:p>
-      <w:pPr>
-        <w:pStyle w:val="Body"/>
-      </w:pPr>
-      <w:r>
-        <w:rPr>
-          <w:rFonts w:eastAsia="Malgun Gothic"/>
-        </w:rPr>
-        <w:t>라이브 API (Swagger /docs): https://metriclens-backend-f2ei3uwvfq-uc.a.run.app</w:t>
+        <w:t>라이브 대시보드: (deployed Cloud Run URL)</w:t>
+      </w:r>
+    </w:p>
+    <w:p>
+      <w:pPr>
+        <w:pStyle w:val="Body"/>
+      </w:pPr>
+      <w:r>
+        <w:rPr>
+          <w:rFonts w:eastAsia="Malgun Gothic"/>
+        </w:rPr>
+        <w:t>라이브 API (Swagger /docs): (deployed Cloud Run URL)</w:t>
       </w:r>
     </w:p>
     <w:p>
@@ -542,7 +611,7 @@
         <w:drawing>
           <wp:inline xmlns:a="http://schemas.openxmlformats.org/drawingml/2006/main" xmlns:pic="http://schemas.openxmlformats.org/drawingml/2006/picture">
             <wp:extent cx="5120640" cy="3840480"/>
-            <wp:docPr id="4" name="Picture 4"/>
+            <wp:docPr id="5" name="Picture 5"/>
             <wp:cNvGraphicFramePr>
               <a:graphicFrameLocks noChangeAspect="1"/>
             </wp:cNvGraphicFramePr>
@@ -554,7 +623,7 @@
                     <pic:cNvPicPr/>
                   </pic:nvPicPr>
                   <pic:blipFill>
-                    <a:blip r:embed="rId9"/>
+                    <a:blip r:embed="rId10"/>
                     <a:stretch>
                       <a:fillRect/>
                     </a:stretch>
@@ -581,54 +650,7 @@
         <w:rPr>
           <w:rFonts w:eastAsia="Malgun Gothic"/>
         </w:rPr>
-        <w:t>그림 4. 1-스텝 예측 vs 실측과 95% 예측구간.</w:t>
-      </w:r>
-    </w:p>
-    <w:p>
-      <w:r>
-        <w:drawing>
-          <wp:inline xmlns:a="http://schemas.openxmlformats.org/drawingml/2006/main" xmlns:pic="http://schemas.openxmlformats.org/drawingml/2006/picture">
-            <wp:extent cx="5486400" cy="2743200"/>
-            <wp:docPr id="5" name="Picture 5"/>
-            <wp:cNvGraphicFramePr>
-              <a:graphicFrameLocks noChangeAspect="1"/>
-            </wp:cNvGraphicFramePr>
-            <a:graphic>
-              <a:graphicData uri="http://schemas.openxmlformats.org/drawingml/2006/picture">
-                <pic:pic>
-                  <pic:nvPicPr>
-                    <pic:cNvPr id="0" name="fig_error_rmse_kr.png"/>
-                    <pic:cNvPicPr/>
-                  </pic:nvPicPr>
-                  <pic:blipFill>
-                    <a:blip r:embed="rId10"/>
-                    <a:stretch>
-                      <a:fillRect/>
-                    </a:stretch>
-                  </pic:blipFill>
-                  <pic:spPr>
-                    <a:xfrm>
-                      <a:off x="0" y="0"/>
-                      <a:ext cx="5486400" cy="2743200"/>
-                    </a:xfrm>
-                    <a:prstGeom prst="rect"/>
-                  </pic:spPr>
-                </pic:pic>
-              </a:graphicData>
-            </a:graphic>
-          </wp:inline>
-        </w:drawing>
-      </w:r>
-    </w:p>
-    <w:p>
-      <w:pPr>
-        <w:pStyle w:val="Body"/>
-      </w:pPr>
-      <w:r>
-        <w:rPr>
-          <w:rFonts w:eastAsia="Malgun Gothic"/>
-        </w:rPr>
-        <w:t>그림 5. 예측 오차(RMSE): 모델 vs 기준선(낮을수록 우수).</w:t>
+        <w:t>그림 5. 1-스텝 예측 vs 실측과 95% 예측구간.</w:t>
       </w:r>
     </w:p>
     <w:p>
@@ -644,7 +666,7 @@
               <a:graphicData uri="http://schemas.openxmlformats.org/drawingml/2006/picture">
                 <pic:pic>
                   <pic:nvPicPr>
-                    <pic:cNvPr id="0" name="fig_mase_kr.png"/>
+                    <pic:cNvPr id="0" name="fig_error_rmse_kr.png"/>
                     <pic:cNvPicPr/>
                   </pic:nvPicPr>
                   <pic:blipFill>
@@ -675,7 +697,7 @@
         <w:rPr>
           <w:rFonts w:eastAsia="Malgun Gothic"/>
         </w:rPr>
-        <w:t>그림 6. MASE — 1 미만이면 seasonal-naive 능가.</w:t>
+        <w:t>그림 6. 예측 오차(RMSE): 모델 vs 기준선(낮을수록 우수).</w:t>
       </w:r>
     </w:p>
     <w:p>
@@ -691,7 +713,7 @@
               <a:graphicData uri="http://schemas.openxmlformats.org/drawingml/2006/picture">
                 <pic:pic>
                   <pic:nvPicPr>
-                    <pic:cNvPr id="0" name="fig_coverage_kr.png"/>
+                    <pic:cNvPr id="0" name="fig_mase_kr.png"/>
                     <pic:cNvPicPr/>
                   </pic:nvPicPr>
                   <pic:blipFill>
@@ -722,7 +744,54 @@
         <w:rPr>
           <w:rFonts w:eastAsia="Malgun Gothic"/>
         </w:rPr>
-        <w:t>그림 7. 95% 예측구간 보정(PICP) — 공칭 0.95 대비.</w:t>
+        <w:t>그림 7. MASE — 1 미만이면 seasonal-naive 능가.</w:t>
+      </w:r>
+    </w:p>
+    <w:p>
+      <w:r>
+        <w:drawing>
+          <wp:inline xmlns:a="http://schemas.openxmlformats.org/drawingml/2006/main" xmlns:pic="http://schemas.openxmlformats.org/drawingml/2006/picture">
+            <wp:extent cx="5486400" cy="2743200"/>
+            <wp:docPr id="8" name="Picture 8"/>
+            <wp:cNvGraphicFramePr>
+              <a:graphicFrameLocks noChangeAspect="1"/>
+            </wp:cNvGraphicFramePr>
+            <a:graphic>
+              <a:graphicData uri="http://schemas.openxmlformats.org/drawingml/2006/picture">
+                <pic:pic>
+                  <pic:nvPicPr>
+                    <pic:cNvPr id="0" name="fig_coverage_kr.png"/>
+                    <pic:cNvPicPr/>
+                  </pic:nvPicPr>
+                  <pic:blipFill>
+                    <a:blip r:embed="rId13"/>
+                    <a:stretch>
+                      <a:fillRect/>
+                    </a:stretch>
+                  </pic:blipFill>
+                  <pic:spPr>
+                    <a:xfrm>
+                      <a:off x="0" y="0"/>
+                      <a:ext cx="5486400" cy="2743200"/>
+                    </a:xfrm>
+                    <a:prstGeom prst="rect"/>
+                  </pic:spPr>
+                </pic:pic>
+              </a:graphicData>
+            </a:graphic>
+          </wp:inline>
+        </w:drawing>
+      </w:r>
+    </w:p>
+    <w:p>
+      <w:pPr>
+        <w:pStyle w:val="Body"/>
+      </w:pPr>
+      <w:r>
+        <w:rPr>
+          <w:rFonts w:eastAsia="Malgun Gothic"/>
+        </w:rPr>
+        <w:t>그림 8. 95% 예측구간 보정(PICP) — 공칭 0.95 대비.</w:t>
       </w:r>
     </w:p>
     <w:p>
@@ -730,7 +799,7 @@
         <w:drawing>
           <wp:inline xmlns:a="http://schemas.openxmlformats.org/drawingml/2006/main" xmlns:pic="http://schemas.openxmlformats.org/drawingml/2006/picture">
             <wp:extent cx="5486400" cy="2468880"/>
-            <wp:docPr id="8" name="Picture 8"/>
+            <wp:docPr id="9" name="Picture 9"/>
             <wp:cNvGraphicFramePr>
               <a:graphicFrameLocks noChangeAspect="1"/>
             </wp:cNvGraphicFramePr>
@@ -742,7 +811,7 @@
                     <pic:cNvPicPr/>
                   </pic:nvPicPr>
                   <pic:blipFill>
-                    <a:blip r:embed="rId13"/>
+                    <a:blip r:embed="rId14"/>
                     <a:stretch>
                       <a:fillRect/>
                     </a:stretch>
@@ -769,7 +838,7 @@
         <w:rPr>
           <w:rFonts w:eastAsia="Malgun Gothic"/>
         </w:rPr>
-        <w:t>그림 8. 잔차 자기상관 — 백색잡음 대역 내면 적합 양호.</w:t>
+        <w:t>그림 9. 잔차 자기상관 — 백색잡음 대역 내면 적합 양호.</w:t>
       </w:r>
     </w:p>
     <w:p>
